--- a/ЛР_2_Ereb.docx
+++ b/ЛР_2_Ereb.docx
@@ -176,8 +176,10 @@
           <w:sz w:val="28"/>
           <w:szCs w:val="28"/>
         </w:rPr>
-        <w:t>1</w:t>
-      </w:r>
+        <w:t>2</w:t>
+      </w:r>
+      <w:bookmarkStart w:id="0" w:name="_GoBack"/>
+      <w:bookmarkEnd w:id="0"/>
     </w:p>
     <w:p>
       <w:pPr>
@@ -787,10 +789,7 @@
         <w:spacing w:after="120"/>
       </w:pPr>
       <w:r>
-        <w:t>В рамках данной работ</w:t>
-      </w:r>
-      <w:r>
-        <w:t>ы в приложение была добавлена динамическая поддержка двух языков:</w:t>
+        <w:t>В рамках данной работы в приложение была добавлена динамическая поддержка двух языков:</w:t>
       </w:r>
     </w:p>
     <w:p>
@@ -854,10 +853,7 @@
         <w:spacing w:after="80"/>
       </w:pPr>
       <w:r>
-        <w:t xml:space="preserve">Модифицировать приложение из </w:t>
-      </w:r>
-      <w:r>
-        <w:t>лабораторной работы №1.</w:t>
+        <w:t>Модифицировать приложение из лабораторной работы №1.</w:t>
       </w:r>
     </w:p>
     <w:p>
@@ -947,10 +943,7 @@
         <w:pStyle w:val="2"/>
       </w:pPr>
       <w:r>
-        <w:t>2.1. Лок</w:t>
-      </w:r>
-      <w:r>
-        <w:t>ализация через RESX</w:t>
+        <w:t>2.1. Локализация через RESX</w:t>
       </w:r>
     </w:p>
     <w:p>
@@ -988,10 +981,7 @@
       </w:pPr>
       <w:proofErr w:type="spellStart"/>
       <w:r>
-        <w:t>St</w:t>
-      </w:r>
-      <w:r>
-        <w:t>rings.resx</w:t>
+        <w:t>Strings.resx</w:t>
       </w:r>
       <w:proofErr w:type="spellEnd"/>
       <w:r>
@@ -1064,10 +1054,7 @@
         <w:spacing w:after="80"/>
       </w:pPr>
       <w:r>
-        <w:t>хорошо подхо</w:t>
-      </w:r>
-      <w:r>
-        <w:t>дит для крупных приложений;</w:t>
+        <w:t>хорошо подходит для крупных приложений;</w:t>
       </w:r>
     </w:p>
     <w:p>
@@ -1114,10 +1101,7 @@
         <w:spacing w:after="80"/>
       </w:pPr>
       <w:r>
-        <w:t>часть работы приходится делать вручную через сервис локализации и уведомления об изменении свой</w:t>
-      </w:r>
-      <w:r>
-        <w:t>ств.</w:t>
+        <w:t>часть работы приходится делать вручную через сервис локализации и уведомления об изменении свойств.</w:t>
       </w:r>
     </w:p>
     <w:p/>
@@ -1373,10 +1357,7 @@
       </w:r>
       <w:proofErr w:type="spellStart"/>
       <w:r>
-        <w:t>типо</w:t>
-      </w:r>
-      <w:r>
-        <w:t>безопасности</w:t>
+        <w:t>типобезопасности</w:t>
       </w:r>
       <w:proofErr w:type="spellEnd"/>
       <w:r>
@@ -1410,10 +1391,7 @@
         <w:spacing w:after="120"/>
       </w:pPr>
       <w:r>
-        <w:t xml:space="preserve">В этом варианте переводы вынесены в отдельную библиотеку классов. В библиотеке объявляется </w:t>
-      </w:r>
-      <w:r>
-        <w:t>интерфейс с набором строк, а для каждого языка создаётся отдельная реализация.</w:t>
+        <w:t>В этом варианте переводы вынесены в отдельную библиотеку классов. В библиотеке объявляется интерфейс с набором строк, а для каждого языка создаётся отдельная реализация.</w:t>
       </w:r>
     </w:p>
     <w:p>
@@ -1497,10 +1475,7 @@
       </w:r>
       <w:proofErr w:type="spellEnd"/>
       <w:r>
-        <w:t xml:space="preserve"> переключает</w:t>
-      </w:r>
-      <w:r>
-        <w:t xml:space="preserve"> текущую реализацию.</w:t>
+        <w:t xml:space="preserve"> переключает текущую реализацию.</w:t>
       </w:r>
     </w:p>
     <w:p>
@@ -1592,10 +1567,7 @@
         <w:spacing w:after="80"/>
       </w:pPr>
       <w:r>
-        <w:t>хоро</w:t>
-      </w:r>
-      <w:r>
-        <w:t>шо показывает применение ООП.</w:t>
+        <w:t>хорошо показывает применение ООП.</w:t>
       </w:r>
     </w:p>
     <w:p>
@@ -1790,10 +1762,7 @@
       </w:r>
       <w:proofErr w:type="spellStart"/>
       <w:r>
-        <w:t>MainWindow.xa</w:t>
-      </w:r>
-      <w:r>
-        <w:t>ml</w:t>
+        <w:t>MainWindow.xaml</w:t>
       </w:r>
       <w:proofErr w:type="spellEnd"/>
     </w:p>
@@ -2006,10 +1975,7 @@
       </w:r>
       <w:proofErr w:type="spellStart"/>
       <w:r>
-        <w:t>Vie</w:t>
-      </w:r>
-      <w:r>
-        <w:t>ws</w:t>
+        <w:t>Views</w:t>
       </w:r>
       <w:proofErr w:type="spellEnd"/>
       <w:r>
@@ -2110,10 +2076,7 @@
       </w:r>
       <w:proofErr w:type="spellStart"/>
       <w:r>
-        <w:t>Loca</w:t>
-      </w:r>
-      <w:r>
-        <w:t>lizationLibrary</w:t>
+        <w:t>LocalizationLibrary</w:t>
       </w:r>
       <w:proofErr w:type="spellEnd"/>
       <w:r>
@@ -2320,10 +2283,7 @@
         <w:spacing w:after="120"/>
       </w:pPr>
       <w:r>
-        <w:t xml:space="preserve">Вариант с </w:t>
-      </w:r>
-      <w:r>
-        <w:t xml:space="preserve">RESX реализован в проекте </w:t>
+        <w:t xml:space="preserve">Вариант с RESX реализован в проекте </w:t>
       </w:r>
       <w:proofErr w:type="spellStart"/>
       <w:r>
@@ -2416,10 +2376,7 @@
       </w:r>
       <w:proofErr w:type="spellStart"/>
       <w:r>
-        <w:t>Stri</w:t>
-      </w:r>
-      <w:r>
-        <w:t>ngs.ru.resx</w:t>
+        <w:t>Strings.ru.resx</w:t>
       </w:r>
       <w:proofErr w:type="spellEnd"/>
     </w:p>
@@ -2456,10 +2413,7 @@
       </w:r>
       <w:proofErr w:type="spellStart"/>
       <w:r>
-        <w:t>Wpf</w:t>
-      </w:r>
-      <w:r>
-        <w:t>LocalizationResx</w:t>
+        <w:t>WpfLocalizationResx</w:t>
       </w:r>
       <w:proofErr w:type="spellEnd"/>
       <w:r>
@@ -3113,17 +3067,7 @@
           <w:szCs w:val="20"/>
           <w:lang w:val="en-US"/>
         </w:rPr>
-        <w:t>Content="</w:t>
-      </w:r>
-      <w:r>
-        <w:rPr>
-          <w:rFonts w:ascii="Courier New" w:eastAsia="Courier New" w:hAnsi="Courier New" w:cs="Courier New"/>
-          <w:color w:val="333333"/>
-          <w:sz w:val="20"/>
-          <w:szCs w:val="20"/>
-          <w:lang w:val="en-US"/>
-        </w:rPr>
-        <w:t xml:space="preserve">{Binding </w:t>
+        <w:t xml:space="preserve">Content="{Binding </w:t>
       </w:r>
       <w:proofErr w:type="spellStart"/>
       <w:r>
@@ -3176,10 +3120,7 @@
       </w:r>
       <w:proofErr w:type="spellEnd"/>
       <w:r>
-        <w:t xml:space="preserve"> переводится уже весь текст приложения, а не только основные заголовки. Это делает данный проект сопоставимым по полноте локализации с двумя другими </w:t>
-      </w:r>
-      <w:r>
-        <w:t>вариантами.</w:t>
+        <w:t xml:space="preserve"> переводится уже весь текст приложения, а не только основные заголовки. Это делает данный проект сопоставимым по полноте локализации с двумя другими вариантами.</w:t>
       </w:r>
     </w:p>
     <w:p>
@@ -3234,6 +3175,9 @@
     </w:p>
     <w:p>
       <w:r>
+        <w:rPr>
+          <w:noProof/>
+        </w:rPr>
         <w:lastRenderedPageBreak/>
         <w:drawing>
           <wp:inline distT="0" distB="0" distL="0" distR="0" wp14:anchorId="48CE3E4E" wp14:editId="2B391B0B">
@@ -3298,10 +3242,7 @@
         <w:spacing w:after="120"/>
       </w:pPr>
       <w:r>
-        <w:t>Вариант через словари ресур</w:t>
-      </w:r>
-      <w:r>
-        <w:t xml:space="preserve">сов реализован в проекте </w:t>
+        <w:t xml:space="preserve">Вариант через словари ресурсов реализован в проекте </w:t>
       </w:r>
       <w:proofErr w:type="spellStart"/>
       <w:r>
@@ -3427,10 +3368,7 @@
         <w:spacing w:after="120"/>
       </w:pPr>
       <w:r>
-        <w:t>Сервис локализации: WpfLocalizationResourceDictionary/Services/Localiza</w:t>
-      </w:r>
-      <w:r>
-        <w:t>tionService.cs</w:t>
+        <w:t>Сервис локализации: WpfLocalizationResourceDictionary/Services/LocalizationService.cs</w:t>
       </w:r>
     </w:p>
     <w:p>
@@ -3540,10 +3478,7 @@
         <w:spacing w:after="120"/>
       </w:pPr>
       <w:r>
-        <w:t>В X</w:t>
-      </w:r>
-      <w:r>
-        <w:t xml:space="preserve">AML строки подключаются через </w:t>
+        <w:t xml:space="preserve">В XAML строки подключаются через </w:t>
       </w:r>
       <w:proofErr w:type="spellStart"/>
       <w:r>
@@ -3642,10 +3577,7 @@
         <w:spacing w:after="120"/>
       </w:pPr>
       <w:r>
-        <w:t>Этот вариант наиболее естественно вписывается именно в WPF, по</w:t>
-      </w:r>
-      <w:r>
-        <w:t>тому что словари ресурсов и так являются базовой частью механизма оформления приложения.</w:t>
+        <w:t>Этот вариант наиболее естественно вписывается именно в WPF, потому что словари ресурсов и так являются базовой частью механизма оформления приложения.</w:t>
       </w:r>
     </w:p>
     <w:p>
@@ -3737,14 +3669,14 @@
       </w:r>
       <w:proofErr w:type="spellEnd"/>
       <w:r>
-        <w:t xml:space="preserve"> после переключения на английс</w:t>
-      </w:r>
-      <w:r>
-        <w:t>кий язык.</w:t>
-      </w:r>
-    </w:p>
-    <w:p>
-      <w:r>
+        <w:t xml:space="preserve"> после переключения на английский язык.</w:t>
+      </w:r>
+    </w:p>
+    <w:p>
+      <w:r>
+        <w:rPr>
+          <w:noProof/>
+        </w:rPr>
         <w:drawing>
           <wp:inline distT="0" distB="0" distL="0" distR="0" wp14:anchorId="50AF1E50" wp14:editId="692AC930">
             <wp:extent cx="5760085" cy="3071495"/>
@@ -4070,17 +4002,7 @@
           <w:szCs w:val="20"/>
           <w:lang w:val="en-US"/>
         </w:rPr>
-        <w:t>" =&gt; ne</w:t>
-      </w:r>
-      <w:r>
-        <w:rPr>
-          <w:rFonts w:ascii="Courier New" w:eastAsia="Courier New" w:hAnsi="Courier New" w:cs="Courier New"/>
-          <w:color w:val="333333"/>
-          <w:sz w:val="20"/>
-          <w:szCs w:val="20"/>
-          <w:lang w:val="en-US"/>
-        </w:rPr>
-        <w:t xml:space="preserve">w </w:t>
+        <w:t xml:space="preserve">" =&gt; new </w:t>
       </w:r>
       <w:proofErr w:type="spellStart"/>
       <w:proofErr w:type="gramStart"/>
@@ -4196,19 +4118,44 @@
       <w:pPr>
         <w:spacing w:before="80" w:after="80"/>
         <w:ind w:left="720"/>
-        <w:rPr>
-          <w:lang w:val="en-US"/>
-        </w:rPr>
-      </w:pPr>
-      <w:r>
-        <w:rPr>
-          <w:rFonts w:ascii="Courier New" w:eastAsia="Courier New" w:hAnsi="Courier New" w:cs="Courier New"/>
-          <w:color w:val="333333"/>
-          <w:sz w:val="20"/>
-          <w:szCs w:val="20"/>
-          <w:lang w:val="en-US"/>
-        </w:rPr>
-        <w:t xml:space="preserve">    _ =&gt; new </w:t>
+      </w:pPr>
+      <w:r>
+        <w:rPr>
+          <w:rFonts w:ascii="Courier New" w:eastAsia="Courier New" w:hAnsi="Courier New" w:cs="Courier New"/>
+          <w:color w:val="333333"/>
+          <w:sz w:val="20"/>
+          <w:szCs w:val="20"/>
+          <w:lang w:val="en-US"/>
+        </w:rPr>
+        <w:t xml:space="preserve">    </w:t>
+      </w:r>
+      <w:r>
+        <w:rPr>
+          <w:rFonts w:ascii="Courier New" w:eastAsia="Courier New" w:hAnsi="Courier New" w:cs="Courier New"/>
+          <w:color w:val="333333"/>
+          <w:sz w:val="20"/>
+          <w:szCs w:val="20"/>
+        </w:rPr>
+        <w:t xml:space="preserve">_ =&gt; </w:t>
+      </w:r>
+      <w:r>
+        <w:rPr>
+          <w:rFonts w:ascii="Courier New" w:eastAsia="Courier New" w:hAnsi="Courier New" w:cs="Courier New"/>
+          <w:color w:val="333333"/>
+          <w:sz w:val="20"/>
+          <w:szCs w:val="20"/>
+          <w:lang w:val="en-US"/>
+        </w:rPr>
+        <w:t>new</w:t>
+      </w:r>
+      <w:r>
+        <w:rPr>
+          <w:rFonts w:ascii="Courier New" w:eastAsia="Courier New" w:hAnsi="Courier New" w:cs="Courier New"/>
+          <w:color w:val="333333"/>
+          <w:sz w:val="20"/>
+          <w:szCs w:val="20"/>
+        </w:rPr>
+        <w:t xml:space="preserve"> </w:t>
       </w:r>
       <w:proofErr w:type="spellStart"/>
       <w:proofErr w:type="gramStart"/>
@@ -4223,16 +4170,6 @@
         <w:t>StringsRu</w:t>
       </w:r>
       <w:proofErr w:type="spellEnd"/>
-      <w:r>
-        <w:rPr>
-          <w:rFonts w:ascii="Courier New" w:eastAsia="Courier New" w:hAnsi="Courier New" w:cs="Courier New"/>
-          <w:color w:val="333333"/>
-          <w:sz w:val="20"/>
-          <w:szCs w:val="20"/>
-          <w:lang w:val="en-US"/>
-        </w:rPr>
-        <w:t>(</w:t>
-      </w:r>
       <w:proofErr w:type="gramEnd"/>
       <w:r>
         <w:rPr>
@@ -4240,9 +4177,8 @@
           <w:color w:val="333333"/>
           <w:sz w:val="20"/>
           <w:szCs w:val="20"/>
-          <w:lang w:val="en-US"/>
-        </w:rPr>
-        <w:t>)</w:t>
+        </w:rPr>
+        <w:t>()</w:t>
       </w:r>
     </w:p>
     <w:p>
@@ -4364,10 +4300,7 @@
         <w:spacing w:after="120"/>
       </w:pPr>
       <w:r>
-        <w:t>Это сам</w:t>
-      </w:r>
-      <w:r>
-        <w:t>ый архитектурно чистый вариант:</w:t>
+        <w:t>Это самый архитектурно чистый вариант:</w:t>
       </w:r>
     </w:p>
     <w:p>
@@ -4456,24 +4389,22 @@
       </w:r>
       <w:proofErr w:type="spellEnd"/>
       <w:r>
-        <w:t xml:space="preserve"> после переключения на анг</w:t>
-      </w:r>
-      <w:bookmarkStart w:id="0" w:name="_GoBack"/>
-      <w:bookmarkEnd w:id="0"/>
-      <w:r>
-        <w:t>лийский язык.</w:t>
-      </w:r>
-    </w:p>
-    <w:p>
-      <w:pPr>
-        <w:pStyle w:val="a4"/>
-        <w:numPr>
-          <w:ilvl w:val="0"/>
-          <w:numId w:val="2"/>
-        </w:numPr>
-        <w:spacing w:after="80"/>
-      </w:pPr>
-      <w:r>
+        <w:t xml:space="preserve"> после переключения на английский язык.</w:t>
+      </w:r>
+    </w:p>
+    <w:p>
+      <w:pPr>
+        <w:pStyle w:val="a4"/>
+        <w:numPr>
+          <w:ilvl w:val="0"/>
+          <w:numId w:val="2"/>
+        </w:numPr>
+        <w:spacing w:after="80"/>
+      </w:pPr>
+      <w:r>
+        <w:rPr>
+          <w:noProof/>
+        </w:rPr>
         <w:lastRenderedPageBreak/>
         <w:drawing>
           <wp:inline distT="0" distB="0" distL="0" distR="0" wp14:anchorId="6ADFC55D" wp14:editId="25A370CE">
@@ -4667,17 +4598,7 @@
           <w:szCs w:val="20"/>
           <w:lang w:val="en-US"/>
         </w:rPr>
-        <w:t>SelectionCha</w:t>
-      </w:r>
-      <w:r>
-        <w:rPr>
-          <w:rFonts w:ascii="Courier New" w:eastAsia="Courier New" w:hAnsi="Courier New" w:cs="Courier New"/>
-          <w:color w:val="333333"/>
-          <w:sz w:val="20"/>
-          <w:szCs w:val="20"/>
-          <w:lang w:val="en-US"/>
-        </w:rPr>
-        <w:t>ngedEventArgs</w:t>
+        <w:t>SelectionChangedEventArgs</w:t>
       </w:r>
       <w:proofErr w:type="spellEnd"/>
       <w:r>
@@ -5025,10 +4946,7 @@
         <w:t xml:space="preserve"> </w:t>
       </w:r>
       <w:r>
-        <w:t>переводо</w:t>
-      </w:r>
-      <w:r>
-        <w:t>в</w:t>
+        <w:t>переводов</w:t>
       </w:r>
       <w:r>
         <w:rPr>
@@ -5157,10 +5075,7 @@
         <w:spacing w:after="80"/>
       </w:pPr>
       <w:r>
-        <w:t>сервис локали</w:t>
-      </w:r>
-      <w:r>
-        <w:t xml:space="preserve">зации передаёт переведённые строки в </w:t>
+        <w:t xml:space="preserve">сервис локализации передаёт переведённые строки в </w:t>
       </w:r>
       <w:proofErr w:type="spellStart"/>
       <w:r>
@@ -5484,12 +5399,6 @@
         <w:gridCol w:w="2035"/>
       </w:tblGrid>
       <w:tr>
-        <w:tblPrEx>
-          <w:tblCellMar>
-            <w:top w:w="0" w:type="dxa"/>
-            <w:bottom w:w="0" w:type="dxa"/>
-          </w:tblCellMar>
-        </w:tblPrEx>
         <w:trPr>
           <w:tblHeader/>
         </w:trPr>
@@ -5617,12 +5526,6 @@
         </w:tc>
       </w:tr>
       <w:tr>
-        <w:tblPrEx>
-          <w:tblCellMar>
-            <w:top w:w="0" w:type="dxa"/>
-            <w:bottom w:w="0" w:type="dxa"/>
-          </w:tblCellMar>
-        </w:tblPrEx>
         <w:tc>
           <w:tcPr>
             <w:tcW w:w="2200" w:type="dxa"/>
@@ -5762,12 +5665,6 @@
         </w:tc>
       </w:tr>
       <w:tr>
-        <w:tblPrEx>
-          <w:tblCellMar>
-            <w:top w:w="0" w:type="dxa"/>
-            <w:bottom w:w="0" w:type="dxa"/>
-          </w:tblCellMar>
-        </w:tblPrEx>
         <w:tc>
           <w:tcPr>
             <w:tcW w:w="2200" w:type="dxa"/>
@@ -5891,12 +5788,6 @@
         </w:tc>
       </w:tr>
       <w:tr>
-        <w:tblPrEx>
-          <w:tblCellMar>
-            <w:top w:w="0" w:type="dxa"/>
-            <w:bottom w:w="0" w:type="dxa"/>
-          </w:tblCellMar>
-        </w:tblPrEx>
         <w:tc>
           <w:tcPr>
             <w:tcW w:w="2200" w:type="dxa"/>
@@ -6009,12 +5900,6 @@
         </w:tc>
       </w:tr>
       <w:tr>
-        <w:tblPrEx>
-          <w:tblCellMar>
-            <w:top w:w="0" w:type="dxa"/>
-            <w:bottom w:w="0" w:type="dxa"/>
-          </w:tblCellMar>
-        </w:tblPrEx>
         <w:tc>
           <w:tcPr>
             <w:tcW w:w="2200" w:type="dxa"/>
@@ -6129,12 +6014,6 @@
         </w:tc>
       </w:tr>
       <w:tr>
-        <w:tblPrEx>
-          <w:tblCellMar>
-            <w:top w:w="0" w:type="dxa"/>
-            <w:bottom w:w="0" w:type="dxa"/>
-          </w:tblCellMar>
-        </w:tblPrEx>
         <w:tc>
           <w:tcPr>
             <w:tcW w:w="2200" w:type="dxa"/>
@@ -6249,12 +6128,6 @@
         </w:tc>
       </w:tr>
       <w:tr>
-        <w:tblPrEx>
-          <w:tblCellMar>
-            <w:top w:w="0" w:type="dxa"/>
-            <w:bottom w:w="0" w:type="dxa"/>
-          </w:tblCellMar>
-        </w:tblPrEx>
         <w:tc>
           <w:tcPr>
             <w:tcW w:w="2200" w:type="dxa"/>
@@ -6367,12 +6240,6 @@
         </w:tc>
       </w:tr>
       <w:tr>
-        <w:tblPrEx>
-          <w:tblCellMar>
-            <w:top w:w="0" w:type="dxa"/>
-            <w:bottom w:w="0" w:type="dxa"/>
-          </w:tblCellMar>
-        </w:tblPrEx>
         <w:tc>
           <w:tcPr>
             <w:tcW w:w="2200" w:type="dxa"/>
@@ -6661,10 +6528,7 @@
         <w:spacing w:after="120"/>
       </w:pPr>
       <w:r>
-        <w:t>Во всех вариантах выполнено динамическое переключение между русским и англ</w:t>
-      </w:r>
-      <w:r>
-        <w:t>ийским языками без перезапуска приложения. Также был сохранён паттерн MVVM.</w:t>
+        <w:t>Во всех вариантах выполнено динамическое переключение между русским и английским языками без перезапуска приложения. Также был сохранён паттерн MVVM.</w:t>
       </w:r>
     </w:p>
     <w:p>
@@ -6672,10 +6536,7 @@
         <w:spacing w:after="120"/>
       </w:pPr>
       <w:r>
-        <w:t>В результате работы удалось не только реализовать поддержку двух языков, но и сравнить три различных механизма локализации с точки зрения архитектуры, удобства использования и прим</w:t>
-      </w:r>
-      <w:r>
-        <w:t>енимости в WPF-приложениях.</w:t>
+        <w:t>В результате работы удалось не только реализовать поддержку двух языков, но и сравнить три различных механизма локализации с точки зрения архитектуры, удобства использования и применимости в WPF-приложениях.</w:t>
       </w:r>
     </w:p>
     <w:p>
@@ -6746,10 +6607,7 @@
         <w:spacing w:after="120"/>
       </w:pPr>
       <w:r>
-        <w:t>Все поставленные задачи лаборат</w:t>
-      </w:r>
-      <w:r>
-        <w:t>орной работы выполнены.</w:t>
+        <w:t>Все поставленные задачи лабораторной работы выполнены.</w:t>
       </w:r>
     </w:p>
     <w:p/>
@@ -7087,10 +6945,7 @@
         <w:spacing w:after="80"/>
       </w:pPr>
       <w:r>
-        <w:t>WpfLocalizationExternalLibrary/LocalizationLibrary/LocalizationSe</w:t>
-      </w:r>
-      <w:r>
-        <w:t>rvice.cs</w:t>
+        <w:t>WpfLocalizationExternalLibrary/LocalizationLibrary/LocalizationService.cs</w:t>
       </w:r>
     </w:p>
     <w:p>
